--- a/zht/docx/026.content.docx
+++ b/zht/docx/026.content.docx
@@ -150,26 +150,6 @@
           <w:lang w:val="zh_TW" w:bidi="zh_TW"/>
         </w:rPr>
         <w:t>gu</w:t>
-      </w:r>
-      <w:r>
-        <w:rPr>
-          <w:lang w:val="zh_TW" w:bidi="zh_TW"/>
-        </w:rPr>
-      </w:r>
-    </w:p>
-    <w:p>
-      <w:pPr/>
-      <w:r>
-        <w:rPr>
-          <w:lang w:val="zh_TW" w:bidi="zh_TW"/>
-        </w:rPr>
-      </w:r>
-      <w:r>
-        <w:rPr>
-          <w:i/>
-          <w:lang w:val="zh_TW" w:bidi="zh_TW"/>
-        </w:rPr>
-        <w:t>古代法典, 古代以色列的音樂</w:t>
       </w:r>
       <w:r>
         <w:rPr>

--- a/zht/docx/026.content.docx
+++ b/zht/docx/026.content.docx
@@ -19,7 +19,7 @@
         <w:rPr>
           <w:lang w:val="zh_TW" w:bidi="zh_TW"/>
         </w:rPr>
-        <w:t>Resource: Study Notes - Themes (Tyndale)</w:t>
+        <w:t>Resource: Tyndale Open Study Notes</w:t>
       </w:r>
       <w:r>
         <w:rPr>
@@ -112,7 +112,7 @@
         <w:rPr>
           <w:lang w:val="zh_TW" w:bidi="zh_TW"/>
         </w:rPr>
-        <w:t>Study Notes - Themes (Tyndale)</w:t>
+        <w:t>Tyndale Open Study Notes</w:t>
       </w:r>
     </w:p>
     <w:p>

--- a/zht/docx/026.content.docx
+++ b/zht/docx/026.content.docx
@@ -149,7 +149,7 @@
         <w:rPr>
           <w:lang w:val="zh_TW" w:bidi="zh_TW"/>
         </w:rPr>
-        <w:t>gu</w:t>
+        <w:t>guan</w:t>
       </w:r>
       <w:r>
         <w:rPr>
@@ -212,7 +212,7 @@
         <w:rPr>
           <w:lang w:val="zh_TW" w:bidi="zh_TW"/>
         </w:rPr>
-        <w:t>古代法典</w:t>
+        <w:t>關心窮人</w:t>
       </w:r>
       <w:r>
         <w:rPr>
@@ -231,7 +231,43 @@
         <w:rPr>
           <w:lang w:val="zh_TW" w:bidi="zh_TW"/>
         </w:rPr>
-        <w:t>直到公元1800年代後期，人們仍然認為摩西律法是獨特的法律法典。據他們所信，這套律法的出現比希臘與羅馬類似的法典早了將近一千年。然而，公元1900年間初期，在波斯的考古發掘中發現了巴比倫王漢謨拉比（Hammurabi）的法律（稱為漢謨拉比法典〔Code of Hammurabi〕）。他生活在公元前1700年間，這比傳統上認為摩西所處的時代早了好幾個世紀。</w:t>
+        <w:t>神吩咐以色列人要關心其百姓的福祉。以色列人與神所立的約（特殊的協定），以及他們將自身視為一個大家庭的觀念，有助於防止特權意識的產生。既然是一個家庭，就應當扶持有需要的成員，其中包括寡婦、孤兒、貧窮人和寄居的外人（</w:t>
+      </w:r>
+      <w:hyperlink r:id="rId13">
+        <w:r>
+          <w:rPr>
+            <w:lang w:val="zh_TW" w:bidi="zh_TW"/>
+          </w:rPr>
+          <w:rPr>
+            <w:color w:val="0000EE"/>
+            <w:u w:val="single"/>
+          </w:rPr>
+          <w:t>出22:22</w:t>
+        </w:r>
+      </w:hyperlink>
+      <w:r>
+        <w:rPr>
+          <w:lang w:val="zh_TW" w:bidi="zh_TW"/>
+        </w:rPr>
+        <w:t>；</w:t>
+      </w:r>
+      <w:hyperlink r:id="rId14">
+        <w:r>
+          <w:rPr>
+            <w:lang w:val="zh_TW" w:bidi="zh_TW"/>
+          </w:rPr>
+          <w:rPr>
+            <w:color w:val="0000EE"/>
+            <w:u w:val="single"/>
+          </w:rPr>
+          <w:t>利19:10</w:t>
+        </w:r>
+      </w:hyperlink>
+      <w:r>
+        <w:rPr>
+          <w:lang w:val="zh_TW" w:bidi="zh_TW"/>
+        </w:rPr>
+        <w:t>）。</w:t>
       </w:r>
     </w:p>
     <w:p>
@@ -245,7 +281,43 @@
         <w:rPr>
           <w:lang w:val="zh_TW" w:bidi="zh_TW"/>
         </w:rPr>
-        <w:t>令人驚訝的是，這些法典中的許多法律和聖經中的律法非常相似。這暗示聖經律法可能來自漢謨拉比。但後來的發現顯示，早在漢謨拉比之前至少500年，就已有其它法律法典存在。這些法典中有許多共通的法律條文，因此漢謨拉比也並不是第一個頒佈這些律例的人。</w:t>
+        <w:t>農夫必須將田地的邊緣和收割後剩下的莊稼留給有需要的人（見</w:t>
+      </w:r>
+      <w:hyperlink r:id="rId15">
+        <w:r>
+          <w:rPr>
+            <w:lang w:val="zh_TW" w:bidi="zh_TW"/>
+          </w:rPr>
+          <w:rPr>
+            <w:color w:val="0000EE"/>
+            <w:u w:val="single"/>
+          </w:rPr>
+          <w:t>利23:22</w:t>
+        </w:r>
+      </w:hyperlink>
+      <w:r>
+        <w:rPr>
+          <w:lang w:val="zh_TW" w:bidi="zh_TW"/>
+        </w:rPr>
+        <w:t>）。貧窮人不應被剝削，反之，百姓應該提供無息貸款給他們，或讓債務人以受僱者的身分，有尊嚴地工作以償還債務（</w:t>
+      </w:r>
+      <w:hyperlink r:id="rId16">
+        <w:r>
+          <w:rPr>
+            <w:lang w:val="zh_TW" w:bidi="zh_TW"/>
+          </w:rPr>
+          <w:rPr>
+            <w:color w:val="0000EE"/>
+            <w:u w:val="single"/>
+          </w:rPr>
+          <w:t>利25:35–42</w:t>
+        </w:r>
+      </w:hyperlink>
+      <w:r>
+        <w:rPr>
+          <w:lang w:val="zh_TW" w:bidi="zh_TW"/>
+        </w:rPr>
+        <w:t>）。這些安排確保窮人有糧可食。</w:t>
       </w:r>
     </w:p>
     <w:p>
@@ -259,70 +331,9 @@
         <w:rPr>
           <w:lang w:val="zh_TW" w:bidi="zh_TW"/>
         </w:rPr>
-        <w:t>這對聖經有何意義？</w:t>
-      </w:r>
-    </w:p>
-    <w:p>
-      <w:pPr>
-        <w:pStyle w:val="ListNumber"/>
-        <w:numPr>
-          <w:ilvl w:val="0"/>
-          <w:numId w:val="14"/>
-        </w:numPr>
-        <w:spacing w:line="240" w:lineRule="auto"/>
-        <w:ind w:left="720"/>
-      </w:pPr>
-      <w:r>
-        <w:rPr>
-          <w:lang w:val="zh_TW" w:bidi="zh_TW"/>
-        </w:rPr>
-      </w:r>
-      <w:r>
-        <w:rPr>
-          <w:lang w:val="zh_TW" w:bidi="zh_TW"/>
-        </w:rPr>
-        <w:t>在以色列附近的文化中發現類似的律法並不令人驚訝。若社會型態相近，便需要類似的律法來維持公義。</w:t>
-      </w:r>
-    </w:p>
-    <w:p>
-      <w:pPr>
-        <w:pStyle w:val="ListNumber"/>
-        <w:spacing w:line="240" w:lineRule="auto"/>
-        <w:ind w:left="720"/>
-      </w:pPr>
-      <w:r>
-        <w:rPr>
-          <w:lang w:val="zh_TW" w:bidi="zh_TW"/>
-        </w:rPr>
-      </w:r>
-      <w:r>
-        <w:rPr>
-          <w:lang w:val="zh_TW" w:bidi="zh_TW"/>
-        </w:rPr>
-        <w:t>聖經的律法具有獨特性，因為它們是神與祂百姓所立之約（特別的約定）的一部分。在古代近東地區，宗教法律與民事法律是分開的。宗教法律講論獻祭、禱告、供物等事；民事法律則講論偷竊、說謊、性行為、謀殺等事。</w:t>
-        <w:br/>
-      </w:r>
-      <w:r>
-        <w:rPr>
-          <w:lang w:val="zh_TW" w:bidi="zh_TW"/>
-        </w:rPr>
-        <w:t>當時的人認為倫理（關於對錯的規範）與宗教是兩個不同的範疇。宗教包括禱告、奉獻、供物與禮儀，由祭司管理；倫理則處理社會與民間行為，由君王管理。然而，聖經的觀點卻不同。神掌管宗教與社會兩者。因此，與真神建立關係的人，既要正確地敬拜神，也要善待他人。</w:t>
-      </w:r>
-    </w:p>
-    <w:p>
-      <w:pPr/>
-      <w:r>
-        <w:rPr>
-          <w:lang w:val="zh_TW" w:bidi="zh_TW"/>
-        </w:rPr>
-      </w:r>
-      <w:r>
-        <w:rPr>
-          <w:lang w:val="zh_TW" w:bidi="zh_TW"/>
-        </w:rPr>
-        <w:t>以色列與神所立的約雖然採用了當時已有的法律形式，卻賦予了這些形式全新的意義。例如，神為以色列設計會幕與聖殿的方式，與古代世界其它文化有相似之處（</w:t>
-      </w:r>
-      <w:hyperlink r:id="rId13">
+        <w:t>聖經首次表現出對窮人的關懷，是在獻祭制度上體貼那些無力奉獻昂貴祭物的人。百姓若買不起羊羔，可以用鳥來代替燔祭和贖罪祭（</w:t>
+      </w:r>
+      <w:hyperlink r:id="rId17">
         <w:r>
           <w:rPr>
             <w:lang w:val="zh_TW" w:bidi="zh_TW"/>
@@ -331,160 +342,7 @@
             <w:color w:val="0000EE"/>
             <w:u w:val="single"/>
           </w:rPr>
-          <w:t>出26–27章</w:t>
-        </w:r>
-      </w:hyperlink>
-      <w:r>
-        <w:rPr>
-          <w:lang w:val="zh_TW" w:bidi="zh_TW"/>
-        </w:rPr>
-        <w:t>；見</w:t>
-      </w:r>
-      <w:hyperlink r:id="rId14">
-        <w:r>
-          <w:rPr>
-            <w:lang w:val="zh_TW" w:bidi="zh_TW"/>
-          </w:rPr>
-          <w:rPr>
-            <w:color w:val="0000EE"/>
-            <w:u w:val="single"/>
-          </w:rPr>
-          <w:t>王上6:1–7:51</w:t>
-        </w:r>
-      </w:hyperlink>
-      <w:r>
-        <w:rPr>
-          <w:lang w:val="zh_TW" w:bidi="zh_TW"/>
-        </w:rPr>
-        <w:t>）。希伯來人的獻祭制度，也與異教的祭祀儀式類似（見</w:t>
-      </w:r>
-      <w:hyperlink r:id="rId15">
-        <w:r>
-          <w:rPr>
-            <w:lang w:val="zh_TW" w:bidi="zh_TW"/>
-          </w:rPr>
-          <w:rPr>
-            <w:color w:val="0000EE"/>
-            <w:u w:val="single"/>
-          </w:rPr>
-          <w:t>利1–7章</w:t>
-        </w:r>
-      </w:hyperlink>
-      <w:r>
-        <w:rPr>
-          <w:lang w:val="zh_TW" w:bidi="zh_TW"/>
-        </w:rPr>
-        <w:t>）。然而，聖殿與祭物的意義與目的，卻與異教有所不同（見</w:t>
-      </w:r>
-      <w:r>
-        <w:rPr>
-          <w:lang w:val="zh_TW" w:bidi="zh_TW"/>
-        </w:rPr>
-        <w:t>出20:3–17，</w:t>
-      </w:r>
-      <w:r>
-        <w:rPr>
-          <w:lang w:val="zh_TW" w:bidi="zh_TW"/>
-        </w:rPr>
-        <w:t>25:1–40:38</w:t>
-      </w:r>
-      <w:r>
-        <w:rPr>
-          <w:lang w:val="zh_TW" w:bidi="zh_TW"/>
-        </w:rPr>
-        <w:t>；</w:t>
-      </w:r>
-      <w:r>
-        <w:rPr>
-          <w:lang w:val="zh_TW" w:bidi="zh_TW"/>
-        </w:rPr>
-        <w:t>利1:1–7:38</w:t>
-      </w:r>
-      <w:r>
-        <w:rPr>
-          <w:lang w:val="zh_TW" w:bidi="zh_TW"/>
-        </w:rPr>
-        <w:t>的研讀註釋）。</w:t>
-      </w:r>
-    </w:p>
-    <w:p>
-      <w:pPr/>
-      <w:r>
-        <w:rPr>
-          <w:lang w:val="zh_TW" w:bidi="zh_TW"/>
-        </w:rPr>
-      </w:r>
-      <w:r>
-        <w:rPr>
-          <w:lang w:val="zh_TW" w:bidi="zh_TW"/>
-        </w:rPr>
-        <w:t>許多摩西的律法在當時並非全然創新，但認為有一位創造主在宇宙中「寫下」這些律法的觀念，卻是極為嶄新的理念。</w:t>
-      </w:r>
-    </w:p>
-    <w:p>
-      <w:pPr/>
-      <w:r>
-        <w:rPr>
-          <w:lang w:val="zh_TW" w:bidi="zh_TW"/>
-        </w:rPr>
-      </w:r>
-      <w:r>
-        <w:rPr>
-          <w:lang w:val="zh_TW" w:bidi="zh_TW"/>
-        </w:rPr>
-        <w:t>摩西頒布的許多律法，在古代世界並不罕見。其獨特之處在於——這些律法出自獨一無二的造物主神，祂呼召祂的子民以彰顯祂的性情的方式來活。</w:t>
-      </w:r>
-    </w:p>
-    <w:p>
-      <w:pPr/>
-      <w:r>
-        <w:rPr>
-          <w:lang w:val="zh_TW" w:bidi="zh_TW"/>
-        </w:rPr>
-      </w:r>
-      <w:r>
-        <w:rPr>
-          <w:u w:val="single"/>
-          <w:lang w:val="zh_TW" w:bidi="zh_TW"/>
-        </w:rPr>
-        <w:t>進深研究的經文段落</w:t>
-      </w:r>
-    </w:p>
-    <w:p>
-      <w:pPr/>
-      <w:r>
-        <w:rPr>
-          <w:lang w:val="zh_TW" w:bidi="zh_TW"/>
-        </w:rPr>
-      </w:r>
-      <w:hyperlink r:id="rId16">
-        <w:r>
-          <w:rPr>
-            <w:lang w:val="zh_TW" w:bidi="zh_TW"/>
-          </w:rPr>
-          <w:rPr>
-            <w:color w:val="0000EE"/>
-            <w:u w:val="single"/>
-          </w:rPr>
-          <w:t>出20:1–23:33</w:t>
-        </w:r>
-      </w:hyperlink>
-      <w:r>
-        <w:rPr>
-          <w:lang w:val="zh_TW" w:bidi="zh_TW"/>
-        </w:rPr>
-        <w:t>，</w:t>
-      </w:r>
-      <w:hyperlink r:id="rId17">
-        <w:r>
-          <w:rPr>
-            <w:lang w:val="zh_TW" w:bidi="zh_TW"/>
-          </w:rPr>
-          <w:rPr>
-            <w:color w:val="0000EE"/>
-            <w:u w:val="single"/>
-          </w:rPr>
-          <w:t>34:1–35:3；</w:t>
+          <w:t>利1:14–17，</w:t>
         </w:r>
       </w:hyperlink>
       <w:hyperlink r:id="rId18">
@@ -496,9 +354,15 @@
             <w:color w:val="0000EE"/>
             <w:u w:val="single"/>
           </w:rPr>
-          <w:t>利1:1–27:34；</w:t>
+          <w:t>5:7–10</w:t>
         </w:r>
       </w:hyperlink>
+      <w:r>
+        <w:rPr>
+          <w:lang w:val="zh_TW" w:bidi="zh_TW"/>
+        </w:rPr>
+        <w:t>）。潔淨禮中也做了其他調整，以因應不同情況（</w:t>
+      </w:r>
       <w:hyperlink r:id="rId19">
         <w:r>
           <w:rPr>
@@ -508,9 +372,15 @@
             <w:color w:val="0000EE"/>
             <w:u w:val="single"/>
           </w:rPr>
-          <w:t>申4:1–33:29；</w:t>
+          <w:t>14:21–22</w:t>
         </w:r>
       </w:hyperlink>
+      <w:r>
+        <w:rPr>
+          <w:lang w:val="zh_TW" w:bidi="zh_TW"/>
+        </w:rPr>
+        <w:t>）。其中最顯著的改變，是允許用細麵代替贖罪祭的牲畜（</w:t>
+      </w:r>
       <w:hyperlink r:id="rId20">
         <w:r>
           <w:rPr>
@@ -520,72 +390,14 @@
             <w:color w:val="0000EE"/>
             <w:u w:val="single"/>
           </w:rPr>
-          <w:t>拉1:1–4；</w:t>
+          <w:t>5:11–13</w:t>
         </w:r>
       </w:hyperlink>
-      <w:hyperlink r:id="rId21">
-        <w:r>
-          <w:rPr>
-            <w:lang w:val="zh_TW" w:bidi="zh_TW"/>
-          </w:rPr>
-          <w:rPr>
-            <w:color w:val="0000EE"/>
-            <w:u w:val="single"/>
-          </w:rPr>
-          <w:t>斯1:13–19</w:t>
-        </w:r>
-      </w:hyperlink>
-      <w:r>
-        <w:rPr>
-          <w:lang w:val="zh_TW" w:bidi="zh_TW"/>
-        </w:rPr>
-        <w:t>，</w:t>
-      </w:r>
-      <w:hyperlink r:id="rId22">
-        <w:r>
-          <w:rPr>
-            <w:lang w:val="zh_TW" w:bidi="zh_TW"/>
-          </w:rPr>
-          <w:rPr>
-            <w:color w:val="0000EE"/>
-            <w:u w:val="single"/>
-          </w:rPr>
-          <w:t>8:9–14；</w:t>
-        </w:r>
-      </w:hyperlink>
-      <w:hyperlink r:id="rId23">
-        <w:r>
-          <w:rPr>
-            <w:lang w:val="zh_TW" w:bidi="zh_TW"/>
-          </w:rPr>
-          <w:rPr>
-            <w:color w:val="0000EE"/>
-            <w:u w:val="single"/>
-          </w:rPr>
-          <w:t>但6:6–9；</w:t>
-        </w:r>
-      </w:hyperlink>
-      <w:hyperlink r:id="rId24">
-        <w:r>
-          <w:rPr>
-            <w:lang w:val="zh_TW" w:bidi="zh_TW"/>
-          </w:rPr>
-          <w:rPr>
-            <w:color w:val="0000EE"/>
-            <w:u w:val="single"/>
-          </w:rPr>
-          <w:t>路2:1–3</w:t>
-        </w:r>
-      </w:hyperlink>
-      <w:r>
-        <w:rPr>
-          <w:lang w:val="zh_TW" w:bidi="zh_TW"/>
-        </w:rPr>
-      </w:r>
-      <w:r>
-        <w:rPr>
-          <w:lang w:val="zh_TW" w:bidi="zh_TW"/>
-        </w:rPr>
+      <w:r>
+        <w:rPr>
+          <w:lang w:val="zh_TW" w:bidi="zh_TW"/>
+        </w:rPr>
+        <w:t>），這表示該祭不再象徵以命償命。這樣做是為了體恤那些買不起牲畜的人。這清楚地表明神渴望即使是無力獻上羔羊的貧窮人，也能經歷罪得赦免。</w:t>
       </w:r>
     </w:p>
     <w:p>
@@ -595,21 +407,119 @@
           <w:lang w:val="zh_TW" w:bidi="zh_TW"/>
         </w:rPr>
       </w:r>
-    </w:p>
-    <w:p>
-      <w:pPr>
-        <w:pStyle w:val="Heading2"/>
-      </w:pPr>
-      <w:r>
-        <w:rPr>
-          <w:lang w:val="zh_TW" w:bidi="zh_TW"/>
-        </w:rPr>
-        <w:t>古代以色列的音樂</w:t>
-      </w:r>
-      <w:r>
-        <w:rPr>
-          <w:lang w:val="zh_TW" w:bidi="zh_TW"/>
-        </w:rPr>
+      <w:r>
+        <w:rPr>
+          <w:lang w:val="zh_TW" w:bidi="zh_TW"/>
+        </w:rPr>
+        <w:t>這個主題在先知們對貧困與無助之人的關注中持續發展。他們呼籲實踐社會公義與憐憫（例如，</w:t>
+      </w:r>
+      <w:hyperlink r:id="rId21">
+        <w:r>
+          <w:rPr>
+            <w:lang w:val="zh_TW" w:bidi="zh_TW"/>
+          </w:rPr>
+          <w:rPr>
+            <w:color w:val="0000EE"/>
+            <w:u w:val="single"/>
+          </w:rPr>
+          <w:t>賽1:17</w:t>
+        </w:r>
+      </w:hyperlink>
+      <w:r>
+        <w:rPr>
+          <w:lang w:val="zh_TW" w:bidi="zh_TW"/>
+        </w:rPr>
+        <w:t>；</w:t>
+      </w:r>
+      <w:hyperlink r:id="rId22">
+        <w:r>
+          <w:rPr>
+            <w:lang w:val="zh_TW" w:bidi="zh_TW"/>
+          </w:rPr>
+          <w:rPr>
+            <w:color w:val="0000EE"/>
+            <w:u w:val="single"/>
+          </w:rPr>
+          <w:t>摩2:6</w:t>
+        </w:r>
+      </w:hyperlink>
+      <w:r>
+        <w:rPr>
+          <w:lang w:val="zh_TW" w:bidi="zh_TW"/>
+        </w:rPr>
+        <w:t>）。先知強烈譴責那些欺壓窮人的人（例如，</w:t>
+      </w:r>
+      <w:hyperlink r:id="rId23">
+        <w:r>
+          <w:rPr>
+            <w:lang w:val="zh_TW" w:bidi="zh_TW"/>
+          </w:rPr>
+          <w:rPr>
+            <w:color w:val="0000EE"/>
+            <w:u w:val="single"/>
+          </w:rPr>
+          <w:t>摩4:1–3</w:t>
+        </w:r>
+      </w:hyperlink>
+      <w:r>
+        <w:rPr>
+          <w:lang w:val="zh_TW" w:bidi="zh_TW"/>
+        </w:rPr>
+        <w:t>；</w:t>
+      </w:r>
+      <w:hyperlink r:id="rId24">
+        <w:r>
+          <w:rPr>
+            <w:lang w:val="zh_TW" w:bidi="zh_TW"/>
+          </w:rPr>
+          <w:rPr>
+            <w:color w:val="0000EE"/>
+            <w:u w:val="single"/>
+          </w:rPr>
+          <w:t>摩8:4–8</w:t>
+        </w:r>
+      </w:hyperlink>
+      <w:r>
+        <w:rPr>
+          <w:lang w:val="zh_TW" w:bidi="zh_TW"/>
+        </w:rPr>
+        <w:t>）。若百姓一方面行不義、施壓迫，另一方面卻獻上繁複的敬拜，神也不會悅納（見</w:t>
+      </w:r>
+      <w:hyperlink r:id="rId25">
+        <w:r>
+          <w:rPr>
+            <w:lang w:val="zh_TW" w:bidi="zh_TW"/>
+          </w:rPr>
+          <w:rPr>
+            <w:color w:val="0000EE"/>
+            <w:u w:val="single"/>
+          </w:rPr>
+          <w:t>賽1:15–20</w:t>
+        </w:r>
+      </w:hyperlink>
+      <w:r>
+        <w:rPr>
+          <w:lang w:val="zh_TW" w:bidi="zh_TW"/>
+        </w:rPr>
+        <w:t>；</w:t>
+      </w:r>
+      <w:hyperlink r:id="rId26">
+        <w:r>
+          <w:rPr>
+            <w:lang w:val="zh_TW" w:bidi="zh_TW"/>
+          </w:rPr>
+          <w:rPr>
+            <w:color w:val="0000EE"/>
+            <w:u w:val="single"/>
+          </w:rPr>
+          <w:t>彌6:6–8</w:t>
+        </w:r>
+      </w:hyperlink>
+      <w:r>
+        <w:rPr>
+          <w:lang w:val="zh_TW" w:bidi="zh_TW"/>
+        </w:rPr>
+        <w:t>）。</w:t>
       </w:r>
     </w:p>
     <w:p>
@@ -623,9 +533,9 @@
         <w:rPr>
           <w:lang w:val="zh_TW" w:bidi="zh_TW"/>
         </w:rPr>
-        <w:t>最早期的時候，從一個地方遷移到另一個地方居住的人（稱為遊牧民族）就已經開始創作音樂了。聖經中提到第一位音樂家是「猶八」，他彈琴吹簫（</w:t>
-      </w:r>
-      <w:hyperlink r:id="rId25">
+        <w:t>對神與對人的正確態度和行為，比一切敬拜禮儀都更為重要。這樣的觀念也出現在福音書中那位窮寡婦奉獻的記載裡。耶穌稱讚她的奉獻，並不是因為金額，而是因為她所表現出的甘心奉獻（</w:t>
+      </w:r>
+      <w:hyperlink r:id="rId27">
         <w:r>
           <w:rPr>
             <w:lang w:val="zh_TW" w:bidi="zh_TW"/>
@@ -634,7 +544,25 @@
             <w:color w:val="0000EE"/>
             <w:u w:val="single"/>
           </w:rPr>
-          <w:t>創4:21</w:t>
+          <w:t>可12:41–44</w:t>
+        </w:r>
+      </w:hyperlink>
+      <w:r>
+        <w:rPr>
+          <w:lang w:val="zh_TW" w:bidi="zh_TW"/>
+        </w:rPr>
+        <w:t>）。有時，宗教儀式本身反而妨礙他人真正的需要（見</w:t>
+      </w:r>
+      <w:hyperlink r:id="rId28">
+        <w:r>
+          <w:rPr>
+            <w:lang w:val="zh_TW" w:bidi="zh_TW"/>
+          </w:rPr>
+          <w:rPr>
+            <w:color w:val="0000EE"/>
+            <w:u w:val="single"/>
+          </w:rPr>
+          <w:t>可7:9–13</w:t>
         </w:r>
       </w:hyperlink>
       <w:r>
@@ -655,9 +583,9 @@
         <w:rPr>
           <w:lang w:val="zh_TW" w:bidi="zh_TW"/>
         </w:rPr>
-        <w:t>從以色列人開始在會幕敬拜神之時，音樂就佔有重要地位。在</w:t>
-      </w:r>
-      <w:hyperlink r:id="rId26">
+        <w:t>耶穌與初代教會同樣關心貧窮人。耶穌說祂的使命包括向貧窮人傳福音，使受壓制的人得自由（</w:t>
+      </w:r>
+      <w:hyperlink r:id="rId29">
         <w:r>
           <w:rPr>
             <w:lang w:val="zh_TW" w:bidi="zh_TW"/>
@@ -666,16 +594,16 @@
             <w:color w:val="0000EE"/>
             <w:u w:val="single"/>
           </w:rPr>
-          <w:t>出埃及記二十八章34至35節</w:t>
+          <w:t>路4:16–21</w:t>
         </w:r>
       </w:hyperlink>
       <w:r>
         <w:rPr>
           <w:lang w:val="zh_TW" w:bidi="zh_TW"/>
         </w:rPr>
-        <w:t>中，亞倫的聖袍周圍底邊上縫有鈴鐺，他進入聖所時鈴聲作響。聖經記錄了多首神的百姓所作的詩歌（例如，</w:t>
-      </w:r>
-      <w:hyperlink r:id="rId27">
+        <w:t>）。祂警告人不可忽視貧窮人（</w:t>
+      </w:r>
+      <w:hyperlink r:id="rId30">
         <w:r>
           <w:rPr>
             <w:lang w:val="zh_TW" w:bidi="zh_TW"/>
@@ -684,16 +612,16 @@
             <w:color w:val="0000EE"/>
             <w:u w:val="single"/>
           </w:rPr>
-          <w:t>出15:1–21</w:t>
+          <w:t>路16:19–31</w:t>
         </w:r>
       </w:hyperlink>
       <w:r>
         <w:rPr>
           <w:lang w:val="zh_TW" w:bidi="zh_TW"/>
         </w:rPr>
-        <w:t>；</w:t>
-      </w:r>
-      <w:hyperlink r:id="rId28">
+        <w:t>），並指出跟隨祂的人需要幫助貧窮人（</w:t>
+      </w:r>
+      <w:hyperlink r:id="rId31">
         <w:r>
           <w:rPr>
             <w:lang w:val="zh_TW" w:bidi="zh_TW"/>
@@ -702,16 +630,16 @@
             <w:color w:val="0000EE"/>
             <w:u w:val="single"/>
           </w:rPr>
-          <w:t>申31:30–32:44</w:t>
+          <w:t>路18:18–23</w:t>
         </w:r>
       </w:hyperlink>
       <w:r>
         <w:rPr>
           <w:lang w:val="zh_TW" w:bidi="zh_TW"/>
         </w:rPr>
-        <w:t>；</w:t>
-      </w:r>
-      <w:hyperlink r:id="rId29">
+        <w:t>）。早期教會遵行基督的教導，積極照顧有需要的人（</w:t>
+      </w:r>
+      <w:hyperlink r:id="rId32">
         <w:r>
           <w:rPr>
             <w:lang w:val="zh_TW" w:bidi="zh_TW"/>
@@ -720,7 +648,79 @@
             <w:color w:val="0000EE"/>
             <w:u w:val="single"/>
           </w:rPr>
-          <w:t>士5:1–31</w:t>
+          <w:t>徒2:44–45</w:t>
+        </w:r>
+      </w:hyperlink>
+      <w:r>
+        <w:rPr>
+          <w:lang w:val="zh_TW" w:bidi="zh_TW"/>
+        </w:rPr>
+        <w:t>；</w:t>
+      </w:r>
+      <w:hyperlink r:id="rId33">
+        <w:r>
+          <w:rPr>
+            <w:lang w:val="zh_TW" w:bidi="zh_TW"/>
+          </w:rPr>
+          <w:rPr>
+            <w:color w:val="0000EE"/>
+            <w:u w:val="single"/>
+          </w:rPr>
+          <w:t>徒4:32–37</w:t>
+        </w:r>
+      </w:hyperlink>
+      <w:r>
+        <w:rPr>
+          <w:lang w:val="zh_TW" w:bidi="zh_TW"/>
+        </w:rPr>
+        <w:t>；</w:t>
+      </w:r>
+      <w:hyperlink r:id="rId34">
+        <w:r>
+          <w:rPr>
+            <w:lang w:val="zh_TW" w:bidi="zh_TW"/>
+          </w:rPr>
+          <w:rPr>
+            <w:color w:val="0000EE"/>
+            <w:u w:val="single"/>
+          </w:rPr>
+          <w:t>提前5:3–16</w:t>
+        </w:r>
+      </w:hyperlink>
+      <w:r>
+        <w:rPr>
+          <w:lang w:val="zh_TW" w:bidi="zh_TW"/>
+        </w:rPr>
+        <w:t>）。正如先知所強調的，他們也認為若輕看卑微人，就使宗教儀式失去意義（</w:t>
+      </w:r>
+      <w:hyperlink r:id="rId35">
+        <w:r>
+          <w:rPr>
+            <w:lang w:val="zh_TW" w:bidi="zh_TW"/>
+          </w:rPr>
+          <w:rPr>
+            <w:color w:val="0000EE"/>
+            <w:u w:val="single"/>
+          </w:rPr>
+          <w:t>林前11:17–29</w:t>
+        </w:r>
+      </w:hyperlink>
+      <w:r>
+        <w:rPr>
+          <w:lang w:val="zh_TW" w:bidi="zh_TW"/>
+        </w:rPr>
+        <w:t>；</w:t>
+      </w:r>
+      <w:hyperlink r:id="rId36">
+        <w:r>
+          <w:rPr>
+            <w:lang w:val="zh_TW" w:bidi="zh_TW"/>
+          </w:rPr>
+          <w:rPr>
+            <w:color w:val="0000EE"/>
+            <w:u w:val="single"/>
+          </w:rPr>
+          <w:t>雅1:27–2:17</w:t>
         </w:r>
       </w:hyperlink>
       <w:r>
@@ -741,91 +741,7 @@
         <w:rPr>
           <w:lang w:val="zh_TW" w:bidi="zh_TW"/>
         </w:rPr>
-        <w:t>舊約中第一首正式的禮儀音樂，出現在搬運約櫃的時候。大衛王和以色列人一同歌唱、奏樂、跳舞，來尊崇耶和華（</w:t>
-      </w:r>
-      <w:hyperlink r:id="rId30">
-        <w:r>
-          <w:rPr>
-            <w:lang w:val="zh_TW" w:bidi="zh_TW"/>
-          </w:rPr>
-          <w:rPr>
-            <w:color w:val="0000EE"/>
-            <w:u w:val="single"/>
-          </w:rPr>
-          <w:t>撒下6:5</w:t>
-        </w:r>
-      </w:hyperlink>
-      <w:r>
-        <w:rPr>
-          <w:lang w:val="zh_TW" w:bidi="zh_TW"/>
-        </w:rPr>
-        <w:t>）。大衛也因為製作聖殿用的樂器而聞名（</w:t>
-      </w:r>
-      <w:hyperlink r:id="rId31">
-        <w:r>
-          <w:rPr>
-            <w:lang w:val="zh_TW" w:bidi="zh_TW"/>
-          </w:rPr>
-          <w:rPr>
-            <w:color w:val="0000EE"/>
-            <w:u w:val="single"/>
-          </w:rPr>
-          <w:t>代下7:6</w:t>
-        </w:r>
-      </w:hyperlink>
-      <w:r>
-        <w:rPr>
-          <w:lang w:val="zh_TW" w:bidi="zh_TW"/>
-        </w:rPr>
-        <w:t>）。被擄歸回後（即以色列人從巴比倫被擄歸回的時期），在聖殿中服事的利未人歌唱者，是亞薩的後裔。亞薩是大衛所任命的歌唱領袖（</w:t>
-      </w:r>
-      <w:hyperlink r:id="rId32">
-        <w:r>
-          <w:rPr>
-            <w:lang w:val="zh_TW" w:bidi="zh_TW"/>
-          </w:rPr>
-          <w:rPr>
-            <w:color w:val="0000EE"/>
-            <w:u w:val="single"/>
-          </w:rPr>
-          <w:t>拉2:41</w:t>
-        </w:r>
-      </w:hyperlink>
-      <w:r>
-        <w:rPr>
-          <w:lang w:val="zh_TW" w:bidi="zh_TW"/>
-        </w:rPr>
-        <w:t>；</w:t>
-      </w:r>
-      <w:hyperlink r:id="rId33">
-        <w:r>
-          <w:rPr>
-            <w:lang w:val="zh_TW" w:bidi="zh_TW"/>
-          </w:rPr>
-          <w:rPr>
-            <w:color w:val="0000EE"/>
-            <w:u w:val="single"/>
-          </w:rPr>
-          <w:t>尼7:44，</w:t>
-        </w:r>
-      </w:hyperlink>
-      <w:hyperlink r:id="rId34">
-        <w:r>
-          <w:rPr>
-            <w:lang w:val="zh_TW" w:bidi="zh_TW"/>
-          </w:rPr>
-          <w:rPr>
-            <w:color w:val="0000EE"/>
-            <w:u w:val="single"/>
-          </w:rPr>
-          <w:t>11:22–23</w:t>
-        </w:r>
-      </w:hyperlink>
-      <w:r>
-        <w:rPr>
-          <w:lang w:val="zh_TW" w:bidi="zh_TW"/>
-        </w:rPr>
-        <w:t>）。簡單來說，以色列的敬拜音樂以及其組織方式，是從大衛時代開始的。</w:t>
+        <w:t>神關愛貧窮人，這是貫穿整本聖經的重要主題。基督徒應以同樣的態度對待有需要的人。</w:t>
       </w:r>
     </w:p>
     <w:p>
@@ -837,57 +753,10 @@
       </w:r>
       <w:r>
         <w:rPr>
-          <w:lang w:val="zh_TW" w:bidi="zh_TW"/>
-        </w:rPr>
-        <w:t>所羅門聖殿中的正式儀式，與大衛時代那種激昂及即興的敬拜不同（</w:t>
-      </w:r>
-      <w:hyperlink r:id="rId35">
-        <w:r>
-          <w:rPr>
-            <w:lang w:val="zh_TW" w:bidi="zh_TW"/>
-          </w:rPr>
-          <w:rPr>
-            <w:color w:val="0000EE"/>
-            <w:u w:val="single"/>
-          </w:rPr>
-          <w:t>代下7:1–6</w:t>
-        </w:r>
-      </w:hyperlink>
-      <w:r>
-        <w:rPr>
-          <w:lang w:val="zh_TW" w:bidi="zh_TW"/>
-        </w:rPr>
-        <w:t>）。聖殿中負責敬拜的歌手和樂師，都是從利未支派中選出來的（</w:t>
-      </w:r>
-      <w:hyperlink r:id="rId36">
-        <w:r>
-          <w:rPr>
-            <w:lang w:val="zh_TW" w:bidi="zh_TW"/>
-          </w:rPr>
-          <w:rPr>
-            <w:color w:val="0000EE"/>
-            <w:u w:val="single"/>
-          </w:rPr>
-          <w:t>代上25:1、</w:t>
-        </w:r>
-      </w:hyperlink>
-      <w:hyperlink r:id="rId37">
-        <w:r>
-          <w:rPr>
-            <w:lang w:val="zh_TW" w:bidi="zh_TW"/>
-          </w:rPr>
-          <w:rPr>
-            <w:color w:val="0000EE"/>
-            <w:u w:val="single"/>
-          </w:rPr>
-          <w:t>7</w:t>
-        </w:r>
-      </w:hyperlink>
-      <w:r>
-        <w:rPr>
-          <w:lang w:val="zh_TW" w:bidi="zh_TW"/>
-        </w:rPr>
-        <w:t>）。這些樂師按班輪值，在平日、安息日與各種聖日參與聖殿中的服事。</w:t>
+          <w:u w:val="single"/>
+          <w:lang w:val="zh_TW" w:bidi="zh_TW"/>
+        </w:rPr>
+        <w:t>進深研究的經文段落</w:t>
       </w:r>
     </w:p>
     <w:p>
@@ -897,22 +766,7 @@
           <w:lang w:val="zh_TW" w:bidi="zh_TW"/>
         </w:rPr>
       </w:r>
-      <w:r>
-        <w:rPr>
-          <w:u w:val="single"/>
-          <w:lang w:val="zh_TW" w:bidi="zh_TW"/>
-        </w:rPr>
-        <w:t>進深研究的經文段落</w:t>
-      </w:r>
-    </w:p>
-    <w:p>
-      <w:pPr/>
-      <w:r>
-        <w:rPr>
-          <w:lang w:val="zh_TW" w:bidi="zh_TW"/>
-        </w:rPr>
-      </w:r>
-      <w:hyperlink r:id="rId25">
+      <w:hyperlink r:id="rId37">
         <w:r>
           <w:rPr>
             <w:lang w:val="zh_TW" w:bidi="zh_TW"/>
@@ -921,15 +775,345 @@
             <w:color w:val="0000EE"/>
             <w:u w:val="single"/>
           </w:rPr>
-          <w:t>創4:21</w:t>
+          <w:t>出22:22–27</w:t>
         </w:r>
       </w:hyperlink>
       <w:r>
         <w:rPr>
           <w:lang w:val="zh_TW" w:bidi="zh_TW"/>
         </w:rPr>
-        <w:t>；</w:t>
-      </w:r>
+        <w:t>，</w:t>
+      </w:r>
+      <w:hyperlink r:id="rId38">
+        <w:r>
+          <w:rPr>
+            <w:lang w:val="zh_TW" w:bidi="zh_TW"/>
+          </w:rPr>
+          <w:rPr>
+            <w:color w:val="0000EE"/>
+            <w:u w:val="single"/>
+          </w:rPr>
+          <w:t>23:6–11；</w:t>
+        </w:r>
+      </w:hyperlink>
+      <w:hyperlink r:id="rId39">
+        <w:r>
+          <w:rPr>
+            <w:lang w:val="zh_TW" w:bidi="zh_TW"/>
+          </w:rPr>
+          <w:rPr>
+            <w:color w:val="0000EE"/>
+            <w:u w:val="single"/>
+          </w:rPr>
+          <w:t>利5:7</w:t>
+        </w:r>
+      </w:hyperlink>
+      <w:r>
+        <w:rPr>
+          <w:lang w:val="zh_TW" w:bidi="zh_TW"/>
+        </w:rPr>
+        <w:t>、</w:t>
+      </w:r>
+      <w:hyperlink r:id="rId40">
+        <w:r>
+          <w:rPr>
+            <w:lang w:val="zh_TW" w:bidi="zh_TW"/>
+          </w:rPr>
+          <w:rPr>
+            <w:color w:val="0000EE"/>
+            <w:u w:val="single"/>
+          </w:rPr>
+          <w:t>11</w:t>
+        </w:r>
+      </w:hyperlink>
+      <w:r>
+        <w:rPr>
+          <w:lang w:val="zh_TW" w:bidi="zh_TW"/>
+        </w:rPr>
+        <w:t>，</w:t>
+      </w:r>
+      <w:hyperlink r:id="rId19">
+        <w:r>
+          <w:rPr>
+            <w:lang w:val="zh_TW" w:bidi="zh_TW"/>
+          </w:rPr>
+          <w:rPr>
+            <w:color w:val="0000EE"/>
+            <w:u w:val="single"/>
+          </w:rPr>
+          <w:t>14:21–22</w:t>
+        </w:r>
+      </w:hyperlink>
+      <w:r>
+        <w:rPr>
+          <w:lang w:val="zh_TW" w:bidi="zh_TW"/>
+        </w:rPr>
+        <w:t>，</w:t>
+      </w:r>
+      <w:hyperlink r:id="rId41">
+        <w:r>
+          <w:rPr>
+            <w:lang w:val="zh_TW" w:bidi="zh_TW"/>
+          </w:rPr>
+          <w:rPr>
+            <w:color w:val="0000EE"/>
+            <w:u w:val="single"/>
+          </w:rPr>
+          <w:t>19:9–10</w:t>
+        </w:r>
+      </w:hyperlink>
+      <w:r>
+        <w:rPr>
+          <w:lang w:val="zh_TW" w:bidi="zh_TW"/>
+        </w:rPr>
+        <w:t>，</w:t>
+      </w:r>
+      <w:hyperlink r:id="rId15">
+        <w:r>
+          <w:rPr>
+            <w:lang w:val="zh_TW" w:bidi="zh_TW"/>
+          </w:rPr>
+          <w:rPr>
+            <w:color w:val="0000EE"/>
+            <w:u w:val="single"/>
+          </w:rPr>
+          <w:t>23:22；</w:t>
+        </w:r>
+      </w:hyperlink>
+      <w:hyperlink r:id="rId42">
+        <w:r>
+          <w:rPr>
+            <w:lang w:val="zh_TW" w:bidi="zh_TW"/>
+          </w:rPr>
+          <w:rPr>
+            <w:color w:val="0000EE"/>
+            <w:u w:val="single"/>
+          </w:rPr>
+          <w:t>申10:17–19</w:t>
+        </w:r>
+      </w:hyperlink>
+      <w:r>
+        <w:rPr>
+          <w:lang w:val="zh_TW" w:bidi="zh_TW"/>
+        </w:rPr>
+        <w:t>，</w:t>
+      </w:r>
+      <w:hyperlink r:id="rId43">
+        <w:r>
+          <w:rPr>
+            <w:lang w:val="zh_TW" w:bidi="zh_TW"/>
+          </w:rPr>
+          <w:rPr>
+            <w:color w:val="0000EE"/>
+            <w:u w:val="single"/>
+          </w:rPr>
+          <w:t>15:4–11</w:t>
+        </w:r>
+      </w:hyperlink>
+      <w:r>
+        <w:rPr>
+          <w:lang w:val="zh_TW" w:bidi="zh_TW"/>
+        </w:rPr>
+        <w:t>，</w:t>
+      </w:r>
+      <w:hyperlink r:id="rId44">
+        <w:r>
+          <w:rPr>
+            <w:lang w:val="zh_TW" w:bidi="zh_TW"/>
+          </w:rPr>
+          <w:rPr>
+            <w:color w:val="0000EE"/>
+            <w:u w:val="single"/>
+          </w:rPr>
+          <w:t>16:9–12</w:t>
+        </w:r>
+      </w:hyperlink>
+      <w:r>
+        <w:rPr>
+          <w:lang w:val="zh_TW" w:bidi="zh_TW"/>
+        </w:rPr>
+        <w:t>，</w:t>
+      </w:r>
+      <w:hyperlink r:id="rId45">
+        <w:r>
+          <w:rPr>
+            <w:lang w:val="zh_TW" w:bidi="zh_TW"/>
+          </w:rPr>
+          <w:rPr>
+            <w:color w:val="0000EE"/>
+            <w:u w:val="single"/>
+          </w:rPr>
+          <w:t>24:6–22</w:t>
+        </w:r>
+      </w:hyperlink>
+      <w:r>
+        <w:rPr>
+          <w:lang w:val="zh_TW" w:bidi="zh_TW"/>
+        </w:rPr>
+        <w:t>，</w:t>
+      </w:r>
+      <w:hyperlink r:id="rId46">
+        <w:r>
+          <w:rPr>
+            <w:lang w:val="zh_TW" w:bidi="zh_TW"/>
+          </w:rPr>
+          <w:rPr>
+            <w:color w:val="0000EE"/>
+            <w:u w:val="single"/>
+          </w:rPr>
+          <w:t>26:12–13</w:t>
+        </w:r>
+      </w:hyperlink>
+      <w:r>
+        <w:rPr>
+          <w:lang w:val="zh_TW" w:bidi="zh_TW"/>
+        </w:rPr>
+        <w:t>，</w:t>
+      </w:r>
+      <w:hyperlink r:id="rId47">
+        <w:r>
+          <w:rPr>
+            <w:lang w:val="zh_TW" w:bidi="zh_TW"/>
+          </w:rPr>
+          <w:rPr>
+            <w:color w:val="0000EE"/>
+            <w:u w:val="single"/>
+          </w:rPr>
+          <w:t>27:17–19；</w:t>
+        </w:r>
+      </w:hyperlink>
+      <w:hyperlink r:id="rId48">
+        <w:r>
+          <w:rPr>
+            <w:lang w:val="zh_TW" w:bidi="zh_TW"/>
+          </w:rPr>
+          <w:rPr>
+            <w:color w:val="0000EE"/>
+            <w:u w:val="single"/>
+          </w:rPr>
+          <w:t>撒上2:8；</w:t>
+        </w:r>
+      </w:hyperlink>
+      <w:hyperlink r:id="rId49">
+        <w:r>
+          <w:rPr>
+            <w:lang w:val="zh_TW" w:bidi="zh_TW"/>
+          </w:rPr>
+          <w:rPr>
+            <w:color w:val="0000EE"/>
+            <w:u w:val="single"/>
+          </w:rPr>
+          <w:t>詩10:13–18</w:t>
+        </w:r>
+      </w:hyperlink>
+      <w:r>
+        <w:rPr>
+          <w:lang w:val="zh_TW" w:bidi="zh_TW"/>
+        </w:rPr>
+        <w:t>，</w:t>
+      </w:r>
+      <w:hyperlink r:id="rId50">
+        <w:r>
+          <w:rPr>
+            <w:lang w:val="zh_TW" w:bidi="zh_TW"/>
+          </w:rPr>
+          <w:rPr>
+            <w:color w:val="0000EE"/>
+            <w:u w:val="single"/>
+          </w:rPr>
+          <w:t>35:10</w:t>
+        </w:r>
+      </w:hyperlink>
+      <w:r>
+        <w:rPr>
+          <w:lang w:val="zh_TW" w:bidi="zh_TW"/>
+        </w:rPr>
+        <w:t>，</w:t>
+      </w:r>
+      <w:hyperlink r:id="rId51">
+        <w:r>
+          <w:rPr>
+            <w:lang w:val="zh_TW" w:bidi="zh_TW"/>
+          </w:rPr>
+          <w:rPr>
+            <w:color w:val="0000EE"/>
+            <w:u w:val="single"/>
+          </w:rPr>
+          <w:t>68:5；</w:t>
+        </w:r>
+      </w:hyperlink>
+      <w:hyperlink r:id="rId52">
+        <w:r>
+          <w:rPr>
+            <w:lang w:val="zh_TW" w:bidi="zh_TW"/>
+          </w:rPr>
+          <w:rPr>
+            <w:color w:val="0000EE"/>
+            <w:u w:val="single"/>
+          </w:rPr>
+          <w:t>箴14:31；</w:t>
+        </w:r>
+      </w:hyperlink>
+      <w:hyperlink r:id="rId53">
+        <w:r>
+          <w:rPr>
+            <w:lang w:val="zh_TW" w:bidi="zh_TW"/>
+          </w:rPr>
+          <w:rPr>
+            <w:color w:val="0000EE"/>
+            <w:u w:val="single"/>
+          </w:rPr>
+          <w:t>賽1:15–17；</w:t>
+        </w:r>
+      </w:hyperlink>
+      <w:hyperlink r:id="rId22">
+        <w:r>
+          <w:rPr>
+            <w:lang w:val="zh_TW" w:bidi="zh_TW"/>
+          </w:rPr>
+          <w:rPr>
+            <w:color w:val="0000EE"/>
+            <w:u w:val="single"/>
+          </w:rPr>
+          <w:t>摩2:6</w:t>
+        </w:r>
+      </w:hyperlink>
+      <w:r>
+        <w:rPr>
+          <w:lang w:val="zh_TW" w:bidi="zh_TW"/>
+        </w:rPr>
+        <w:t>，</w:t>
+      </w:r>
+      <w:hyperlink r:id="rId54">
+        <w:r>
+          <w:rPr>
+            <w:lang w:val="zh_TW" w:bidi="zh_TW"/>
+          </w:rPr>
+          <w:rPr>
+            <w:color w:val="0000EE"/>
+            <w:u w:val="single"/>
+          </w:rPr>
+          <w:t>4:1</w:t>
+        </w:r>
+      </w:hyperlink>
+      <w:r>
+        <w:rPr>
+          <w:lang w:val="zh_TW" w:bidi="zh_TW"/>
+        </w:rPr>
+        <w:t>，</w:t>
+      </w:r>
+      <w:hyperlink r:id="rId55">
+        <w:r>
+          <w:rPr>
+            <w:lang w:val="zh_TW" w:bidi="zh_TW"/>
+          </w:rPr>
+          <w:rPr>
+            <w:color w:val="0000EE"/>
+            <w:u w:val="single"/>
+          </w:rPr>
+          <w:t>8:4–7；</w:t>
+        </w:r>
+      </w:hyperlink>
       <w:hyperlink r:id="rId26">
         <w:r>
           <w:rPr>
@@ -939,16 +1123,16 @@
             <w:color w:val="0000EE"/>
             <w:u w:val="single"/>
           </w:rPr>
-          <w:t>出28:34–35</w:t>
+          <w:t>彌6:6–8</w:t>
         </w:r>
       </w:hyperlink>
       <w:r>
         <w:rPr>
           <w:lang w:val="zh_TW" w:bidi="zh_TW"/>
         </w:rPr>
-        <w:t>；</w:t>
-      </w:r>
-      <w:hyperlink r:id="rId30">
+        <w:t>、</w:t>
+      </w:r>
+      <w:hyperlink r:id="rId56">
         <w:r>
           <w:rPr>
             <w:lang w:val="zh_TW" w:bidi="zh_TW"/>
@@ -957,16 +1141,10 @@
             <w:color w:val="0000EE"/>
             <w:u w:val="single"/>
           </w:rPr>
-          <w:t>撒下6:5</w:t>
+          <w:t>12；</w:t>
         </w:r>
       </w:hyperlink>
-      <w:r>
-        <w:rPr>
-          <w:lang w:val="zh_TW" w:bidi="zh_TW"/>
-        </w:rPr>
-        <w:t>；</w:t>
-      </w:r>
-      <w:hyperlink r:id="rId31">
+      <w:hyperlink r:id="rId27">
         <w:r>
           <w:rPr>
             <w:lang w:val="zh_TW" w:bidi="zh_TW"/>
@@ -975,16 +1153,10 @@
             <w:color w:val="0000EE"/>
             <w:u w:val="single"/>
           </w:rPr>
-          <w:t>代下7:6</w:t>
+          <w:t>可12:41–44；</w:t>
         </w:r>
       </w:hyperlink>
-      <w:r>
-        <w:rPr>
-          <w:lang w:val="zh_TW" w:bidi="zh_TW"/>
-        </w:rPr>
-        <w:t>；</w:t>
-      </w:r>
-      <w:hyperlink r:id="rId38">
+      <w:hyperlink r:id="rId57">
         <w:r>
           <w:rPr>
             <w:lang w:val="zh_TW" w:bidi="zh_TW"/>
@@ -993,7 +1165,37 @@
             <w:color w:val="0000EE"/>
             <w:u w:val="single"/>
           </w:rPr>
-          <w:t>詩71:22–23</w:t>
+          <w:t>路6:20</w:t>
+        </w:r>
+      </w:hyperlink>
+      <w:r>
+        <w:rPr>
+          <w:lang w:val="zh_TW" w:bidi="zh_TW"/>
+        </w:rPr>
+        <w:t>，</w:t>
+      </w:r>
+      <w:hyperlink r:id="rId58">
+        <w:r>
+          <w:rPr>
+            <w:lang w:val="zh_TW" w:bidi="zh_TW"/>
+          </w:rPr>
+          <w:rPr>
+            <w:color w:val="0000EE"/>
+            <w:u w:val="single"/>
+          </w:rPr>
+          <w:t>14:12–14；</w:t>
+        </w:r>
+      </w:hyperlink>
+      <w:hyperlink r:id="rId59">
+        <w:r>
+          <w:rPr>
+            <w:lang w:val="zh_TW" w:bidi="zh_TW"/>
+          </w:rPr>
+          <w:rPr>
+            <w:color w:val="0000EE"/>
+            <w:u w:val="single"/>
+          </w:rPr>
+          <w:t>雅2:1–17</w:t>
         </w:r>
       </w:hyperlink>
       <w:r>
@@ -2896,12 +3098,6 @@
   </w:num>
   <w:num w:numId="13" w16cid:durableId="592781308">
     <w:abstractNumId w:val="11"/>
-  </w:num>
-  <w:num w:numId="14">
-    <w:abstractNumId w:val="3"/>
-    <w:lvlOverride w:ilvl="0">
-      <w:startOverride w:val="1"/>
-    </w:lvlOverride>
   </w:num>
   <w:numIdMacAtCleanup w:val="10"/>
 </w:numbering>

--- a/zht/docx/026.content.docx
+++ b/zht/docx/026.content.docx
@@ -19,7 +19,7 @@
         <w:rPr>
           <w:lang w:val="zh_TW" w:bidi="zh_TW"/>
         </w:rPr>
-        <w:t>Resource: Tyndale Open Study Notes</w:t>
+        <w:t>Resource: Aquifer Open Study Notes (Themes)</w:t>
       </w:r>
       <w:r>
         <w:rPr>
@@ -112,7 +112,7 @@
         <w:rPr>
           <w:lang w:val="zh_TW" w:bidi="zh_TW"/>
         </w:rPr>
-        <w:t>Tyndale Open Study Notes</w:t>
+        <w:t>Aquifer Open Study Notes (Themes)</w:t>
       </w:r>
     </w:p>
     <w:p>

--- a/zht/docx/026.content.docx
+++ b/zht/docx/026.content.docx
@@ -233,36 +233,24 @@
         </w:rPr>
         <w:t>神吩咐以色列人要關心其百姓的福祉。以色列人與神所立的約（特殊的協定），以及他們將自身視為一個大家庭的觀念，有助於防止特權意識的產生。既然是一個家庭，就應當扶持有需要的成員，其中包括寡婦、孤兒、貧窮人和寄居的外人（</w:t>
       </w:r>
-      <w:hyperlink r:id="rId13">
-        <w:r>
-          <w:rPr>
-            <w:lang w:val="zh_TW" w:bidi="zh_TW"/>
-          </w:rPr>
-          <w:rPr>
-            <w:color w:val="0000EE"/>
-            <w:u w:val="single"/>
-          </w:rPr>
-          <w:t>出22:22</w:t>
-        </w:r>
-      </w:hyperlink>
+      <w:r>
+        <w:rPr>
+          <w:lang w:val="zh_TW" w:bidi="zh_TW"/>
+        </w:rPr>
+        <w:t>出22:22</w:t>
+      </w:r>
       <w:r>
         <w:rPr>
           <w:lang w:val="zh_TW" w:bidi="zh_TW"/>
         </w:rPr>
         <w:t>；</w:t>
       </w:r>
-      <w:hyperlink r:id="rId14">
-        <w:r>
-          <w:rPr>
-            <w:lang w:val="zh_TW" w:bidi="zh_TW"/>
-          </w:rPr>
-          <w:rPr>
-            <w:color w:val="0000EE"/>
-            <w:u w:val="single"/>
-          </w:rPr>
-          <w:t>利19:10</w:t>
-        </w:r>
-      </w:hyperlink>
+      <w:r>
+        <w:rPr>
+          <w:lang w:val="zh_TW" w:bidi="zh_TW"/>
+        </w:rPr>
+        <w:t>利19:10</w:t>
+      </w:r>
       <w:r>
         <w:rPr>
           <w:lang w:val="zh_TW" w:bidi="zh_TW"/>
@@ -283,36 +271,24 @@
         </w:rPr>
         <w:t>農夫必須將田地的邊緣和收割後剩下的莊稼留給有需要的人（見</w:t>
       </w:r>
-      <w:hyperlink r:id="rId15">
-        <w:r>
-          <w:rPr>
-            <w:lang w:val="zh_TW" w:bidi="zh_TW"/>
-          </w:rPr>
-          <w:rPr>
-            <w:color w:val="0000EE"/>
-            <w:u w:val="single"/>
-          </w:rPr>
-          <w:t>利23:22</w:t>
-        </w:r>
-      </w:hyperlink>
+      <w:r>
+        <w:rPr>
+          <w:lang w:val="zh_TW" w:bidi="zh_TW"/>
+        </w:rPr>
+        <w:t>利23:22</w:t>
+      </w:r>
       <w:r>
         <w:rPr>
           <w:lang w:val="zh_TW" w:bidi="zh_TW"/>
         </w:rPr>
         <w:t>）。貧窮人不應被剝削，反之，百姓應該提供無息貸款給他們，或讓債務人以受僱者的身分，有尊嚴地工作以償還債務（</w:t>
       </w:r>
-      <w:hyperlink r:id="rId16">
-        <w:r>
-          <w:rPr>
-            <w:lang w:val="zh_TW" w:bidi="zh_TW"/>
-          </w:rPr>
-          <w:rPr>
-            <w:color w:val="0000EE"/>
-            <w:u w:val="single"/>
-          </w:rPr>
-          <w:t>利25:35–42</w:t>
-        </w:r>
-      </w:hyperlink>
+      <w:r>
+        <w:rPr>
+          <w:lang w:val="zh_TW" w:bidi="zh_TW"/>
+        </w:rPr>
+        <w:t>利25:35–42</w:t>
+      </w:r>
       <w:r>
         <w:rPr>
           <w:lang w:val="zh_TW" w:bidi="zh_TW"/>
@@ -333,66 +309,42 @@
         </w:rPr>
         <w:t>聖經首次表現出對窮人的關懷，是在獻祭制度上體貼那些無力奉獻昂貴祭物的人。百姓若買不起羊羔，可以用鳥來代替燔祭和贖罪祭（</w:t>
       </w:r>
-      <w:hyperlink r:id="rId17">
-        <w:r>
-          <w:rPr>
-            <w:lang w:val="zh_TW" w:bidi="zh_TW"/>
-          </w:rPr>
-          <w:rPr>
-            <w:color w:val="0000EE"/>
-            <w:u w:val="single"/>
-          </w:rPr>
-          <w:t>利1:14–17，</w:t>
-        </w:r>
-      </w:hyperlink>
-      <w:hyperlink r:id="rId18">
-        <w:r>
-          <w:rPr>
-            <w:lang w:val="zh_TW" w:bidi="zh_TW"/>
-          </w:rPr>
-          <w:rPr>
-            <w:color w:val="0000EE"/>
-            <w:u w:val="single"/>
-          </w:rPr>
-          <w:t>5:7–10</w:t>
-        </w:r>
-      </w:hyperlink>
+      <w:r>
+        <w:rPr>
+          <w:lang w:val="zh_TW" w:bidi="zh_TW"/>
+        </w:rPr>
+        <w:t>利1:14–17，</w:t>
+      </w:r>
+      <w:r>
+        <w:rPr>
+          <w:lang w:val="zh_TW" w:bidi="zh_TW"/>
+        </w:rPr>
+        <w:t>5:7–10</w:t>
+      </w:r>
       <w:r>
         <w:rPr>
           <w:lang w:val="zh_TW" w:bidi="zh_TW"/>
         </w:rPr>
         <w:t>）。潔淨禮中也做了其他調整，以因應不同情況（</w:t>
       </w:r>
-      <w:hyperlink r:id="rId19">
-        <w:r>
-          <w:rPr>
-            <w:lang w:val="zh_TW" w:bidi="zh_TW"/>
-          </w:rPr>
-          <w:rPr>
-            <w:color w:val="0000EE"/>
-            <w:u w:val="single"/>
-          </w:rPr>
-          <w:t>14:21–22</w:t>
-        </w:r>
-      </w:hyperlink>
+      <w:r>
+        <w:rPr>
+          <w:lang w:val="zh_TW" w:bidi="zh_TW"/>
+        </w:rPr>
+        <w:t>14:21–22</w:t>
+      </w:r>
       <w:r>
         <w:rPr>
           <w:lang w:val="zh_TW" w:bidi="zh_TW"/>
         </w:rPr>
         <w:t>）。其中最顯著的改變，是允許用細麵代替贖罪祭的牲畜（</w:t>
       </w:r>
-      <w:hyperlink r:id="rId20">
-        <w:r>
-          <w:rPr>
-            <w:lang w:val="zh_TW" w:bidi="zh_TW"/>
-          </w:rPr>
-          <w:rPr>
-            <w:color w:val="0000EE"/>
-            <w:u w:val="single"/>
-          </w:rPr>
-          <w:t>5:11–13</w:t>
-        </w:r>
-      </w:hyperlink>
+      <w:r>
+        <w:rPr>
+          <w:lang w:val="zh_TW" w:bidi="zh_TW"/>
+        </w:rPr>
+        <w:t>5:11–13</w:t>
+      </w:r>
       <w:r>
         <w:rPr>
           <w:lang w:val="zh_TW" w:bidi="zh_TW"/>
@@ -413,108 +365,72 @@
         </w:rPr>
         <w:t>這個主題在先知們對貧困與無助之人的關注中持續發展。他們呼籲實踐社會公義與憐憫（例如，</w:t>
       </w:r>
-      <w:hyperlink r:id="rId21">
-        <w:r>
-          <w:rPr>
-            <w:lang w:val="zh_TW" w:bidi="zh_TW"/>
-          </w:rPr>
-          <w:rPr>
-            <w:color w:val="0000EE"/>
-            <w:u w:val="single"/>
-          </w:rPr>
-          <w:t>賽1:17</w:t>
-        </w:r>
-      </w:hyperlink>
+      <w:r>
+        <w:rPr>
+          <w:lang w:val="zh_TW" w:bidi="zh_TW"/>
+        </w:rPr>
+        <w:t>賽1:17</w:t>
+      </w:r>
       <w:r>
         <w:rPr>
           <w:lang w:val="zh_TW" w:bidi="zh_TW"/>
         </w:rPr>
         <w:t>；</w:t>
       </w:r>
-      <w:hyperlink r:id="rId22">
-        <w:r>
-          <w:rPr>
-            <w:lang w:val="zh_TW" w:bidi="zh_TW"/>
-          </w:rPr>
-          <w:rPr>
-            <w:color w:val="0000EE"/>
-            <w:u w:val="single"/>
-          </w:rPr>
-          <w:t>摩2:6</w:t>
-        </w:r>
-      </w:hyperlink>
+      <w:r>
+        <w:rPr>
+          <w:lang w:val="zh_TW" w:bidi="zh_TW"/>
+        </w:rPr>
+        <w:t>摩2:6</w:t>
+      </w:r>
       <w:r>
         <w:rPr>
           <w:lang w:val="zh_TW" w:bidi="zh_TW"/>
         </w:rPr>
         <w:t>）。先知強烈譴責那些欺壓窮人的人（例如，</w:t>
       </w:r>
-      <w:hyperlink r:id="rId23">
-        <w:r>
-          <w:rPr>
-            <w:lang w:val="zh_TW" w:bidi="zh_TW"/>
-          </w:rPr>
-          <w:rPr>
-            <w:color w:val="0000EE"/>
-            <w:u w:val="single"/>
-          </w:rPr>
-          <w:t>摩4:1–3</w:t>
-        </w:r>
-      </w:hyperlink>
+      <w:r>
+        <w:rPr>
+          <w:lang w:val="zh_TW" w:bidi="zh_TW"/>
+        </w:rPr>
+        <w:t>摩4:1–3</w:t>
+      </w:r>
       <w:r>
         <w:rPr>
           <w:lang w:val="zh_TW" w:bidi="zh_TW"/>
         </w:rPr>
         <w:t>；</w:t>
       </w:r>
-      <w:hyperlink r:id="rId24">
-        <w:r>
-          <w:rPr>
-            <w:lang w:val="zh_TW" w:bidi="zh_TW"/>
-          </w:rPr>
-          <w:rPr>
-            <w:color w:val="0000EE"/>
-            <w:u w:val="single"/>
-          </w:rPr>
-          <w:t>摩8:4–8</w:t>
-        </w:r>
-      </w:hyperlink>
+      <w:r>
+        <w:rPr>
+          <w:lang w:val="zh_TW" w:bidi="zh_TW"/>
+        </w:rPr>
+        <w:t>摩8:4–8</w:t>
+      </w:r>
       <w:r>
         <w:rPr>
           <w:lang w:val="zh_TW" w:bidi="zh_TW"/>
         </w:rPr>
         <w:t>）。若百姓一方面行不義、施壓迫，另一方面卻獻上繁複的敬拜，神也不會悅納（見</w:t>
       </w:r>
-      <w:hyperlink r:id="rId25">
-        <w:r>
-          <w:rPr>
-            <w:lang w:val="zh_TW" w:bidi="zh_TW"/>
-          </w:rPr>
-          <w:rPr>
-            <w:color w:val="0000EE"/>
-            <w:u w:val="single"/>
-          </w:rPr>
-          <w:t>賽1:15–20</w:t>
-        </w:r>
-      </w:hyperlink>
+      <w:r>
+        <w:rPr>
+          <w:lang w:val="zh_TW" w:bidi="zh_TW"/>
+        </w:rPr>
+        <w:t>賽1:15–20</w:t>
+      </w:r>
       <w:r>
         <w:rPr>
           <w:lang w:val="zh_TW" w:bidi="zh_TW"/>
         </w:rPr>
         <w:t>；</w:t>
       </w:r>
-      <w:hyperlink r:id="rId26">
-        <w:r>
-          <w:rPr>
-            <w:lang w:val="zh_TW" w:bidi="zh_TW"/>
-          </w:rPr>
-          <w:rPr>
-            <w:color w:val="0000EE"/>
-            <w:u w:val="single"/>
-          </w:rPr>
-          <w:t>彌6:6–8</w:t>
-        </w:r>
-      </w:hyperlink>
+      <w:r>
+        <w:rPr>
+          <w:lang w:val="zh_TW" w:bidi="zh_TW"/>
+        </w:rPr>
+        <w:t>彌6:6–8</w:t>
+      </w:r>
       <w:r>
         <w:rPr>
           <w:lang w:val="zh_TW" w:bidi="zh_TW"/>
@@ -535,36 +451,24 @@
         </w:rPr>
         <w:t>對神與對人的正確態度和行為，比一切敬拜禮儀都更為重要。這樣的觀念也出現在福音書中那位窮寡婦奉獻的記載裡。耶穌稱讚她的奉獻，並不是因為金額，而是因為她所表現出的甘心奉獻（</w:t>
       </w:r>
-      <w:hyperlink r:id="rId27">
-        <w:r>
-          <w:rPr>
-            <w:lang w:val="zh_TW" w:bidi="zh_TW"/>
-          </w:rPr>
-          <w:rPr>
-            <w:color w:val="0000EE"/>
-            <w:u w:val="single"/>
-          </w:rPr>
-          <w:t>可12:41–44</w:t>
-        </w:r>
-      </w:hyperlink>
+      <w:r>
+        <w:rPr>
+          <w:lang w:val="zh_TW" w:bidi="zh_TW"/>
+        </w:rPr>
+        <w:t>可12:41–44</w:t>
+      </w:r>
       <w:r>
         <w:rPr>
           <w:lang w:val="zh_TW" w:bidi="zh_TW"/>
         </w:rPr>
         <w:t>）。有時，宗教儀式本身反而妨礙他人真正的需要（見</w:t>
       </w:r>
-      <w:hyperlink r:id="rId28">
-        <w:r>
-          <w:rPr>
-            <w:lang w:val="zh_TW" w:bidi="zh_TW"/>
-          </w:rPr>
-          <w:rPr>
-            <w:color w:val="0000EE"/>
-            <w:u w:val="single"/>
-          </w:rPr>
-          <w:t>可7:9–13</w:t>
-        </w:r>
-      </w:hyperlink>
+      <w:r>
+        <w:rPr>
+          <w:lang w:val="zh_TW" w:bidi="zh_TW"/>
+        </w:rPr>
+        <w:t>可7:9–13</w:t>
+      </w:r>
       <w:r>
         <w:rPr>
           <w:lang w:val="zh_TW" w:bidi="zh_TW"/>
@@ -585,144 +489,96 @@
         </w:rPr>
         <w:t>耶穌與初代教會同樣關心貧窮人。耶穌說祂的使命包括向貧窮人傳福音，使受壓制的人得自由（</w:t>
       </w:r>
-      <w:hyperlink r:id="rId29">
-        <w:r>
-          <w:rPr>
-            <w:lang w:val="zh_TW" w:bidi="zh_TW"/>
-          </w:rPr>
-          <w:rPr>
-            <w:color w:val="0000EE"/>
-            <w:u w:val="single"/>
-          </w:rPr>
-          <w:t>路4:16–21</w:t>
-        </w:r>
-      </w:hyperlink>
+      <w:r>
+        <w:rPr>
+          <w:lang w:val="zh_TW" w:bidi="zh_TW"/>
+        </w:rPr>
+        <w:t>路4:16–21</w:t>
+      </w:r>
       <w:r>
         <w:rPr>
           <w:lang w:val="zh_TW" w:bidi="zh_TW"/>
         </w:rPr>
         <w:t>）。祂警告人不可忽視貧窮人（</w:t>
       </w:r>
-      <w:hyperlink r:id="rId30">
-        <w:r>
-          <w:rPr>
-            <w:lang w:val="zh_TW" w:bidi="zh_TW"/>
-          </w:rPr>
-          <w:rPr>
-            <w:color w:val="0000EE"/>
-            <w:u w:val="single"/>
-          </w:rPr>
-          <w:t>路16:19–31</w:t>
-        </w:r>
-      </w:hyperlink>
+      <w:r>
+        <w:rPr>
+          <w:lang w:val="zh_TW" w:bidi="zh_TW"/>
+        </w:rPr>
+        <w:t>路16:19–31</w:t>
+      </w:r>
       <w:r>
         <w:rPr>
           <w:lang w:val="zh_TW" w:bidi="zh_TW"/>
         </w:rPr>
         <w:t>），並指出跟隨祂的人需要幫助貧窮人（</w:t>
       </w:r>
-      <w:hyperlink r:id="rId31">
-        <w:r>
-          <w:rPr>
-            <w:lang w:val="zh_TW" w:bidi="zh_TW"/>
-          </w:rPr>
-          <w:rPr>
-            <w:color w:val="0000EE"/>
-            <w:u w:val="single"/>
-          </w:rPr>
-          <w:t>路18:18–23</w:t>
-        </w:r>
-      </w:hyperlink>
+      <w:r>
+        <w:rPr>
+          <w:lang w:val="zh_TW" w:bidi="zh_TW"/>
+        </w:rPr>
+        <w:t>路18:18–23</w:t>
+      </w:r>
       <w:r>
         <w:rPr>
           <w:lang w:val="zh_TW" w:bidi="zh_TW"/>
         </w:rPr>
         <w:t>）。早期教會遵行基督的教導，積極照顧有需要的人（</w:t>
       </w:r>
-      <w:hyperlink r:id="rId32">
-        <w:r>
-          <w:rPr>
-            <w:lang w:val="zh_TW" w:bidi="zh_TW"/>
-          </w:rPr>
-          <w:rPr>
-            <w:color w:val="0000EE"/>
-            <w:u w:val="single"/>
-          </w:rPr>
-          <w:t>徒2:44–45</w:t>
-        </w:r>
-      </w:hyperlink>
+      <w:r>
+        <w:rPr>
+          <w:lang w:val="zh_TW" w:bidi="zh_TW"/>
+        </w:rPr>
+        <w:t>徒2:44–45</w:t>
+      </w:r>
       <w:r>
         <w:rPr>
           <w:lang w:val="zh_TW" w:bidi="zh_TW"/>
         </w:rPr>
         <w:t>；</w:t>
       </w:r>
-      <w:hyperlink r:id="rId33">
-        <w:r>
-          <w:rPr>
-            <w:lang w:val="zh_TW" w:bidi="zh_TW"/>
-          </w:rPr>
-          <w:rPr>
-            <w:color w:val="0000EE"/>
-            <w:u w:val="single"/>
-          </w:rPr>
-          <w:t>徒4:32–37</w:t>
-        </w:r>
-      </w:hyperlink>
+      <w:r>
+        <w:rPr>
+          <w:lang w:val="zh_TW" w:bidi="zh_TW"/>
+        </w:rPr>
+        <w:t>徒4:32–37</w:t>
+      </w:r>
       <w:r>
         <w:rPr>
           <w:lang w:val="zh_TW" w:bidi="zh_TW"/>
         </w:rPr>
         <w:t>；</w:t>
       </w:r>
-      <w:hyperlink r:id="rId34">
-        <w:r>
-          <w:rPr>
-            <w:lang w:val="zh_TW" w:bidi="zh_TW"/>
-          </w:rPr>
-          <w:rPr>
-            <w:color w:val="0000EE"/>
-            <w:u w:val="single"/>
-          </w:rPr>
-          <w:t>提前5:3–16</w:t>
-        </w:r>
-      </w:hyperlink>
+      <w:r>
+        <w:rPr>
+          <w:lang w:val="zh_TW" w:bidi="zh_TW"/>
+        </w:rPr>
+        <w:t>提前5:3–16</w:t>
+      </w:r>
       <w:r>
         <w:rPr>
           <w:lang w:val="zh_TW" w:bidi="zh_TW"/>
         </w:rPr>
         <w:t>）。正如先知所強調的，他們也認為若輕看卑微人，就使宗教儀式失去意義（</w:t>
       </w:r>
-      <w:hyperlink r:id="rId35">
-        <w:r>
-          <w:rPr>
-            <w:lang w:val="zh_TW" w:bidi="zh_TW"/>
-          </w:rPr>
-          <w:rPr>
-            <w:color w:val="0000EE"/>
-            <w:u w:val="single"/>
-          </w:rPr>
-          <w:t>林前11:17–29</w:t>
-        </w:r>
-      </w:hyperlink>
+      <w:r>
+        <w:rPr>
+          <w:lang w:val="zh_TW" w:bidi="zh_TW"/>
+        </w:rPr>
+        <w:t>林前11:17–29</w:t>
+      </w:r>
       <w:r>
         <w:rPr>
           <w:lang w:val="zh_TW" w:bidi="zh_TW"/>
         </w:rPr>
         <w:t>；</w:t>
       </w:r>
-      <w:hyperlink r:id="rId36">
-        <w:r>
-          <w:rPr>
-            <w:lang w:val="zh_TW" w:bidi="zh_TW"/>
-          </w:rPr>
-          <w:rPr>
-            <w:color w:val="0000EE"/>
-            <w:u w:val="single"/>
-          </w:rPr>
-          <w:t>雅1:27–2:17</w:t>
-        </w:r>
-      </w:hyperlink>
+      <w:r>
+        <w:rPr>
+          <w:lang w:val="zh_TW" w:bidi="zh_TW"/>
+        </w:rPr>
+        <w:t>雅1:27–2:17</w:t>
+      </w:r>
       <w:r>
         <w:rPr>
           <w:lang w:val="zh_TW" w:bidi="zh_TW"/>
@@ -766,438 +622,270 @@
           <w:lang w:val="zh_TW" w:bidi="zh_TW"/>
         </w:rPr>
       </w:r>
-      <w:hyperlink r:id="rId37">
-        <w:r>
-          <w:rPr>
-            <w:lang w:val="zh_TW" w:bidi="zh_TW"/>
-          </w:rPr>
-          <w:rPr>
-            <w:color w:val="0000EE"/>
-            <w:u w:val="single"/>
-          </w:rPr>
-          <w:t>出22:22–27</w:t>
-        </w:r>
-      </w:hyperlink>
+      <w:r>
+        <w:rPr>
+          <w:lang w:val="zh_TW" w:bidi="zh_TW"/>
+        </w:rPr>
+        <w:t>出22:22–27</w:t>
+      </w:r>
       <w:r>
         <w:rPr>
           <w:lang w:val="zh_TW" w:bidi="zh_TW"/>
         </w:rPr>
         <w:t>，</w:t>
       </w:r>
-      <w:hyperlink r:id="rId38">
-        <w:r>
-          <w:rPr>
-            <w:lang w:val="zh_TW" w:bidi="zh_TW"/>
-          </w:rPr>
-          <w:rPr>
-            <w:color w:val="0000EE"/>
-            <w:u w:val="single"/>
-          </w:rPr>
-          <w:t>23:6–11；</w:t>
-        </w:r>
-      </w:hyperlink>
-      <w:hyperlink r:id="rId39">
-        <w:r>
-          <w:rPr>
-            <w:lang w:val="zh_TW" w:bidi="zh_TW"/>
-          </w:rPr>
-          <w:rPr>
-            <w:color w:val="0000EE"/>
-            <w:u w:val="single"/>
-          </w:rPr>
-          <w:t>利5:7</w:t>
-        </w:r>
-      </w:hyperlink>
+      <w:r>
+        <w:rPr>
+          <w:lang w:val="zh_TW" w:bidi="zh_TW"/>
+        </w:rPr>
+        <w:t>23:6–11；</w:t>
+      </w:r>
+      <w:r>
+        <w:rPr>
+          <w:lang w:val="zh_TW" w:bidi="zh_TW"/>
+        </w:rPr>
+        <w:t>利5:7</w:t>
+      </w:r>
       <w:r>
         <w:rPr>
           <w:lang w:val="zh_TW" w:bidi="zh_TW"/>
         </w:rPr>
         <w:t>、</w:t>
       </w:r>
-      <w:hyperlink r:id="rId40">
-        <w:r>
-          <w:rPr>
-            <w:lang w:val="zh_TW" w:bidi="zh_TW"/>
-          </w:rPr>
-          <w:rPr>
-            <w:color w:val="0000EE"/>
-            <w:u w:val="single"/>
-          </w:rPr>
-          <w:t>11</w:t>
-        </w:r>
-      </w:hyperlink>
+      <w:r>
+        <w:rPr>
+          <w:lang w:val="zh_TW" w:bidi="zh_TW"/>
+        </w:rPr>
+        <w:t>11</w:t>
+      </w:r>
       <w:r>
         <w:rPr>
           <w:lang w:val="zh_TW" w:bidi="zh_TW"/>
         </w:rPr>
         <w:t>，</w:t>
       </w:r>
-      <w:hyperlink r:id="rId19">
-        <w:r>
-          <w:rPr>
-            <w:lang w:val="zh_TW" w:bidi="zh_TW"/>
-          </w:rPr>
-          <w:rPr>
-            <w:color w:val="0000EE"/>
-            <w:u w:val="single"/>
-          </w:rPr>
-          <w:t>14:21–22</w:t>
-        </w:r>
-      </w:hyperlink>
+      <w:r>
+        <w:rPr>
+          <w:lang w:val="zh_TW" w:bidi="zh_TW"/>
+        </w:rPr>
+        <w:t>14:21–22</w:t>
+      </w:r>
       <w:r>
         <w:rPr>
           <w:lang w:val="zh_TW" w:bidi="zh_TW"/>
         </w:rPr>
         <w:t>，</w:t>
       </w:r>
-      <w:hyperlink r:id="rId41">
-        <w:r>
-          <w:rPr>
-            <w:lang w:val="zh_TW" w:bidi="zh_TW"/>
-          </w:rPr>
-          <w:rPr>
-            <w:color w:val="0000EE"/>
-            <w:u w:val="single"/>
-          </w:rPr>
-          <w:t>19:9–10</w:t>
-        </w:r>
-      </w:hyperlink>
+      <w:r>
+        <w:rPr>
+          <w:lang w:val="zh_TW" w:bidi="zh_TW"/>
+        </w:rPr>
+        <w:t>19:9–10</w:t>
+      </w:r>
       <w:r>
         <w:rPr>
           <w:lang w:val="zh_TW" w:bidi="zh_TW"/>
         </w:rPr>
         <w:t>，</w:t>
       </w:r>
-      <w:hyperlink r:id="rId15">
-        <w:r>
-          <w:rPr>
-            <w:lang w:val="zh_TW" w:bidi="zh_TW"/>
-          </w:rPr>
-          <w:rPr>
-            <w:color w:val="0000EE"/>
-            <w:u w:val="single"/>
-          </w:rPr>
-          <w:t>23:22；</w:t>
-        </w:r>
-      </w:hyperlink>
-      <w:hyperlink r:id="rId42">
-        <w:r>
-          <w:rPr>
-            <w:lang w:val="zh_TW" w:bidi="zh_TW"/>
-          </w:rPr>
-          <w:rPr>
-            <w:color w:val="0000EE"/>
-            <w:u w:val="single"/>
-          </w:rPr>
-          <w:t>申10:17–19</w:t>
-        </w:r>
-      </w:hyperlink>
+      <w:r>
+        <w:rPr>
+          <w:lang w:val="zh_TW" w:bidi="zh_TW"/>
+        </w:rPr>
+        <w:t>23:22；</w:t>
+      </w:r>
+      <w:r>
+        <w:rPr>
+          <w:lang w:val="zh_TW" w:bidi="zh_TW"/>
+        </w:rPr>
+        <w:t>申10:17–19</w:t>
+      </w:r>
       <w:r>
         <w:rPr>
           <w:lang w:val="zh_TW" w:bidi="zh_TW"/>
         </w:rPr>
         <w:t>，</w:t>
       </w:r>
-      <w:hyperlink r:id="rId43">
-        <w:r>
-          <w:rPr>
-            <w:lang w:val="zh_TW" w:bidi="zh_TW"/>
-          </w:rPr>
-          <w:rPr>
-            <w:color w:val="0000EE"/>
-            <w:u w:val="single"/>
-          </w:rPr>
-          <w:t>15:4–11</w:t>
-        </w:r>
-      </w:hyperlink>
+      <w:r>
+        <w:rPr>
+          <w:lang w:val="zh_TW" w:bidi="zh_TW"/>
+        </w:rPr>
+        <w:t>15:4–11</w:t>
+      </w:r>
       <w:r>
         <w:rPr>
           <w:lang w:val="zh_TW" w:bidi="zh_TW"/>
         </w:rPr>
         <w:t>，</w:t>
       </w:r>
-      <w:hyperlink r:id="rId44">
-        <w:r>
-          <w:rPr>
-            <w:lang w:val="zh_TW" w:bidi="zh_TW"/>
-          </w:rPr>
-          <w:rPr>
-            <w:color w:val="0000EE"/>
-            <w:u w:val="single"/>
-          </w:rPr>
-          <w:t>16:9–12</w:t>
-        </w:r>
-      </w:hyperlink>
+      <w:r>
+        <w:rPr>
+          <w:lang w:val="zh_TW" w:bidi="zh_TW"/>
+        </w:rPr>
+        <w:t>16:9–12</w:t>
+      </w:r>
       <w:r>
         <w:rPr>
           <w:lang w:val="zh_TW" w:bidi="zh_TW"/>
         </w:rPr>
         <w:t>，</w:t>
       </w:r>
-      <w:hyperlink r:id="rId45">
-        <w:r>
-          <w:rPr>
-            <w:lang w:val="zh_TW" w:bidi="zh_TW"/>
-          </w:rPr>
-          <w:rPr>
-            <w:color w:val="0000EE"/>
-            <w:u w:val="single"/>
-          </w:rPr>
-          <w:t>24:6–22</w:t>
-        </w:r>
-      </w:hyperlink>
+      <w:r>
+        <w:rPr>
+          <w:lang w:val="zh_TW" w:bidi="zh_TW"/>
+        </w:rPr>
+        <w:t>24:6–22</w:t>
+      </w:r>
       <w:r>
         <w:rPr>
           <w:lang w:val="zh_TW" w:bidi="zh_TW"/>
         </w:rPr>
         <w:t>，</w:t>
       </w:r>
-      <w:hyperlink r:id="rId46">
-        <w:r>
-          <w:rPr>
-            <w:lang w:val="zh_TW" w:bidi="zh_TW"/>
-          </w:rPr>
-          <w:rPr>
-            <w:color w:val="0000EE"/>
-            <w:u w:val="single"/>
-          </w:rPr>
-          <w:t>26:12–13</w:t>
-        </w:r>
-      </w:hyperlink>
+      <w:r>
+        <w:rPr>
+          <w:lang w:val="zh_TW" w:bidi="zh_TW"/>
+        </w:rPr>
+        <w:t>26:12–13</w:t>
+      </w:r>
       <w:r>
         <w:rPr>
           <w:lang w:val="zh_TW" w:bidi="zh_TW"/>
         </w:rPr>
         <w:t>，</w:t>
       </w:r>
-      <w:hyperlink r:id="rId47">
-        <w:r>
-          <w:rPr>
-            <w:lang w:val="zh_TW" w:bidi="zh_TW"/>
-          </w:rPr>
-          <w:rPr>
-            <w:color w:val="0000EE"/>
-            <w:u w:val="single"/>
-          </w:rPr>
-          <w:t>27:17–19；</w:t>
-        </w:r>
-      </w:hyperlink>
-      <w:hyperlink r:id="rId48">
-        <w:r>
-          <w:rPr>
-            <w:lang w:val="zh_TW" w:bidi="zh_TW"/>
-          </w:rPr>
-          <w:rPr>
-            <w:color w:val="0000EE"/>
-            <w:u w:val="single"/>
-          </w:rPr>
-          <w:t>撒上2:8；</w:t>
-        </w:r>
-      </w:hyperlink>
-      <w:hyperlink r:id="rId49">
-        <w:r>
-          <w:rPr>
-            <w:lang w:val="zh_TW" w:bidi="zh_TW"/>
-          </w:rPr>
-          <w:rPr>
-            <w:color w:val="0000EE"/>
-            <w:u w:val="single"/>
-          </w:rPr>
-          <w:t>詩10:13–18</w:t>
-        </w:r>
-      </w:hyperlink>
+      <w:r>
+        <w:rPr>
+          <w:lang w:val="zh_TW" w:bidi="zh_TW"/>
+        </w:rPr>
+        <w:t>27:17–19；</w:t>
+      </w:r>
+      <w:r>
+        <w:rPr>
+          <w:lang w:val="zh_TW" w:bidi="zh_TW"/>
+        </w:rPr>
+        <w:t>撒上2:8；</w:t>
+      </w:r>
+      <w:r>
+        <w:rPr>
+          <w:lang w:val="zh_TW" w:bidi="zh_TW"/>
+        </w:rPr>
+        <w:t>詩10:13–18</w:t>
+      </w:r>
       <w:r>
         <w:rPr>
           <w:lang w:val="zh_TW" w:bidi="zh_TW"/>
         </w:rPr>
         <w:t>，</w:t>
       </w:r>
-      <w:hyperlink r:id="rId50">
-        <w:r>
-          <w:rPr>
-            <w:lang w:val="zh_TW" w:bidi="zh_TW"/>
-          </w:rPr>
-          <w:rPr>
-            <w:color w:val="0000EE"/>
-            <w:u w:val="single"/>
-          </w:rPr>
-          <w:t>35:10</w:t>
-        </w:r>
-      </w:hyperlink>
+      <w:r>
+        <w:rPr>
+          <w:lang w:val="zh_TW" w:bidi="zh_TW"/>
+        </w:rPr>
+        <w:t>35:10</w:t>
+      </w:r>
       <w:r>
         <w:rPr>
           <w:lang w:val="zh_TW" w:bidi="zh_TW"/>
         </w:rPr>
         <w:t>，</w:t>
       </w:r>
-      <w:hyperlink r:id="rId51">
-        <w:r>
-          <w:rPr>
-            <w:lang w:val="zh_TW" w:bidi="zh_TW"/>
-          </w:rPr>
-          <w:rPr>
-            <w:color w:val="0000EE"/>
-            <w:u w:val="single"/>
-          </w:rPr>
-          <w:t>68:5；</w:t>
-        </w:r>
-      </w:hyperlink>
-      <w:hyperlink r:id="rId52">
-        <w:r>
-          <w:rPr>
-            <w:lang w:val="zh_TW" w:bidi="zh_TW"/>
-          </w:rPr>
-          <w:rPr>
-            <w:color w:val="0000EE"/>
-            <w:u w:val="single"/>
-          </w:rPr>
-          <w:t>箴14:31；</w:t>
-        </w:r>
-      </w:hyperlink>
-      <w:hyperlink r:id="rId53">
-        <w:r>
-          <w:rPr>
-            <w:lang w:val="zh_TW" w:bidi="zh_TW"/>
-          </w:rPr>
-          <w:rPr>
-            <w:color w:val="0000EE"/>
-            <w:u w:val="single"/>
-          </w:rPr>
-          <w:t>賽1:15–17；</w:t>
-        </w:r>
-      </w:hyperlink>
-      <w:hyperlink r:id="rId22">
-        <w:r>
-          <w:rPr>
-            <w:lang w:val="zh_TW" w:bidi="zh_TW"/>
-          </w:rPr>
-          <w:rPr>
-            <w:color w:val="0000EE"/>
-            <w:u w:val="single"/>
-          </w:rPr>
-          <w:t>摩2:6</w:t>
-        </w:r>
-      </w:hyperlink>
+      <w:r>
+        <w:rPr>
+          <w:lang w:val="zh_TW" w:bidi="zh_TW"/>
+        </w:rPr>
+        <w:t>68:5；</w:t>
+      </w:r>
+      <w:r>
+        <w:rPr>
+          <w:lang w:val="zh_TW" w:bidi="zh_TW"/>
+        </w:rPr>
+        <w:t>箴14:31；</w:t>
+      </w:r>
+      <w:r>
+        <w:rPr>
+          <w:lang w:val="zh_TW" w:bidi="zh_TW"/>
+        </w:rPr>
+        <w:t>賽1:15–17；</w:t>
+      </w:r>
+      <w:r>
+        <w:rPr>
+          <w:lang w:val="zh_TW" w:bidi="zh_TW"/>
+        </w:rPr>
+        <w:t>摩2:6</w:t>
+      </w:r>
       <w:r>
         <w:rPr>
           <w:lang w:val="zh_TW" w:bidi="zh_TW"/>
         </w:rPr>
         <w:t>，</w:t>
       </w:r>
-      <w:hyperlink r:id="rId54">
-        <w:r>
-          <w:rPr>
-            <w:lang w:val="zh_TW" w:bidi="zh_TW"/>
-          </w:rPr>
-          <w:rPr>
-            <w:color w:val="0000EE"/>
-            <w:u w:val="single"/>
-          </w:rPr>
-          <w:t>4:1</w:t>
-        </w:r>
-      </w:hyperlink>
+      <w:r>
+        <w:rPr>
+          <w:lang w:val="zh_TW" w:bidi="zh_TW"/>
+        </w:rPr>
+        <w:t>4:1</w:t>
+      </w:r>
       <w:r>
         <w:rPr>
           <w:lang w:val="zh_TW" w:bidi="zh_TW"/>
         </w:rPr>
         <w:t>，</w:t>
       </w:r>
-      <w:hyperlink r:id="rId55">
-        <w:r>
-          <w:rPr>
-            <w:lang w:val="zh_TW" w:bidi="zh_TW"/>
-          </w:rPr>
-          <w:rPr>
-            <w:color w:val="0000EE"/>
-            <w:u w:val="single"/>
-          </w:rPr>
-          <w:t>8:4–7；</w:t>
-        </w:r>
-      </w:hyperlink>
-      <w:hyperlink r:id="rId26">
-        <w:r>
-          <w:rPr>
-            <w:lang w:val="zh_TW" w:bidi="zh_TW"/>
-          </w:rPr>
-          <w:rPr>
-            <w:color w:val="0000EE"/>
-            <w:u w:val="single"/>
-          </w:rPr>
-          <w:t>彌6:6–8</w:t>
-        </w:r>
-      </w:hyperlink>
+      <w:r>
+        <w:rPr>
+          <w:lang w:val="zh_TW" w:bidi="zh_TW"/>
+        </w:rPr>
+        <w:t>8:4–7；</w:t>
+      </w:r>
+      <w:r>
+        <w:rPr>
+          <w:lang w:val="zh_TW" w:bidi="zh_TW"/>
+        </w:rPr>
+        <w:t>彌6:6–8</w:t>
+      </w:r>
       <w:r>
         <w:rPr>
           <w:lang w:val="zh_TW" w:bidi="zh_TW"/>
         </w:rPr>
         <w:t>、</w:t>
       </w:r>
-      <w:hyperlink r:id="rId56">
-        <w:r>
-          <w:rPr>
-            <w:lang w:val="zh_TW" w:bidi="zh_TW"/>
-          </w:rPr>
-          <w:rPr>
-            <w:color w:val="0000EE"/>
-            <w:u w:val="single"/>
-          </w:rPr>
-          <w:t>12；</w:t>
-        </w:r>
-      </w:hyperlink>
-      <w:hyperlink r:id="rId27">
-        <w:r>
-          <w:rPr>
-            <w:lang w:val="zh_TW" w:bidi="zh_TW"/>
-          </w:rPr>
-          <w:rPr>
-            <w:color w:val="0000EE"/>
-            <w:u w:val="single"/>
-          </w:rPr>
-          <w:t>可12:41–44；</w:t>
-        </w:r>
-      </w:hyperlink>
-      <w:hyperlink r:id="rId57">
-        <w:r>
-          <w:rPr>
-            <w:lang w:val="zh_TW" w:bidi="zh_TW"/>
-          </w:rPr>
-          <w:rPr>
-            <w:color w:val="0000EE"/>
-            <w:u w:val="single"/>
-          </w:rPr>
-          <w:t>路6:20</w:t>
-        </w:r>
-      </w:hyperlink>
+      <w:r>
+        <w:rPr>
+          <w:lang w:val="zh_TW" w:bidi="zh_TW"/>
+        </w:rPr>
+        <w:t>12；</w:t>
+      </w:r>
+      <w:r>
+        <w:rPr>
+          <w:lang w:val="zh_TW" w:bidi="zh_TW"/>
+        </w:rPr>
+        <w:t>可12:41–44；</w:t>
+      </w:r>
+      <w:r>
+        <w:rPr>
+          <w:lang w:val="zh_TW" w:bidi="zh_TW"/>
+        </w:rPr>
+        <w:t>路6:20</w:t>
+      </w:r>
       <w:r>
         <w:rPr>
           <w:lang w:val="zh_TW" w:bidi="zh_TW"/>
         </w:rPr>
         <w:t>，</w:t>
       </w:r>
-      <w:hyperlink r:id="rId58">
-        <w:r>
-          <w:rPr>
-            <w:lang w:val="zh_TW" w:bidi="zh_TW"/>
-          </w:rPr>
-          <w:rPr>
-            <w:color w:val="0000EE"/>
-            <w:u w:val="single"/>
-          </w:rPr>
-          <w:t>14:12–14；</w:t>
-        </w:r>
-      </w:hyperlink>
-      <w:hyperlink r:id="rId59">
-        <w:r>
-          <w:rPr>
-            <w:lang w:val="zh_TW" w:bidi="zh_TW"/>
-          </w:rPr>
-          <w:rPr>
-            <w:color w:val="0000EE"/>
-            <w:u w:val="single"/>
-          </w:rPr>
-          <w:t>雅2:1–17</w:t>
-        </w:r>
-      </w:hyperlink>
+      <w:r>
+        <w:rPr>
+          <w:lang w:val="zh_TW" w:bidi="zh_TW"/>
+        </w:rPr>
+        <w:t>14:12–14；</w:t>
+      </w:r>
+      <w:r>
+        <w:rPr>
+          <w:lang w:val="zh_TW" w:bidi="zh_TW"/>
+        </w:rPr>
+        <w:t>雅2:1–17</w:t>
+      </w:r>
       <w:r>
         <w:rPr>
           <w:lang w:val="zh_TW" w:bidi="zh_TW"/>
